--- a/gestionale escape room.docx
+++ b/gestionale escape room.docx
@@ -2145,7 +2145,13 @@
               <w:rPr>
                 <w:color w:val="000000" w:themeColor="text1"/>
               </w:rPr>
-              <w:t>RNF03</w:t>
+              <w:t>RNF0</w:t>
+            </w:r>
+            <w:r>
+              <w:rPr>
+                <w:color w:val="000000" w:themeColor="text1"/>
+              </w:rPr>
+              <w:t>2</w:t>
             </w:r>
           </w:p>
         </w:tc>
@@ -2203,7 +2209,13 @@
               <w:rPr>
                 <w:color w:val="000000" w:themeColor="text1"/>
               </w:rPr>
-              <w:t>RNF04</w:t>
+              <w:t>RNF0</w:t>
+            </w:r>
+            <w:r>
+              <w:rPr>
+                <w:color w:val="000000" w:themeColor="text1"/>
+              </w:rPr>
+              <w:t>3</w:t>
             </w:r>
           </w:p>
         </w:tc>
@@ -2241,7 +2253,13 @@
               <w:rPr>
                 <w:color w:val="000000" w:themeColor="text1"/>
               </w:rPr>
-              <w:t>RNF05</w:t>
+              <w:t>RNF0</w:t>
+            </w:r>
+            <w:r>
+              <w:rPr>
+                <w:color w:val="000000" w:themeColor="text1"/>
+              </w:rPr>
+              <w:t>4</w:t>
             </w:r>
           </w:p>
         </w:tc>
@@ -2490,8 +2508,19 @@
           <w:szCs w:val="28"/>
           <w:lang w:val="en-GB"/>
         </w:rPr>
-        <w:t>actor Utente</w:t>
+        <w:t xml:space="preserve">actor </w:t>
       </w:r>
+      <w:proofErr w:type="spellStart"/>
+      <w:r>
+        <w:rPr>
+          <w:color w:val="000000" w:themeColor="text1"/>
+          <w:sz w:val="28"/>
+          <w:szCs w:val="28"/>
+          <w:lang w:val="en-GB"/>
+        </w:rPr>
+        <w:t>Utente</w:t>
+      </w:r>
+      <w:proofErr w:type="spellEnd"/>
     </w:p>
     <w:p>
       <w:pPr>
@@ -2867,8 +2896,18 @@
                 <w:bCs/>
                 <w:color w:val="000000" w:themeColor="text1"/>
               </w:rPr>
-              <w:t>Caso d’uso: PrenotaStanza</w:t>
-            </w:r>
+              <w:t xml:space="preserve">Caso d’uso: </w:t>
+            </w:r>
+            <w:proofErr w:type="spellStart"/>
+            <w:r>
+              <w:rPr>
+                <w:b/>
+                <w:bCs/>
+                <w:color w:val="000000" w:themeColor="text1"/>
+              </w:rPr>
+              <w:t>PrenotaStanza</w:t>
+            </w:r>
+            <w:proofErr w:type="spellEnd"/>
           </w:p>
         </w:tc>
       </w:tr>
@@ -3311,13 +3350,23 @@
                 <w:color w:val="000000" w:themeColor="text1"/>
               </w:rPr>
             </w:pPr>
+            <w:proofErr w:type="spellStart"/>
             <w:r>
               <w:rPr>
                 <w:b/>
                 <w:bCs/>
                 <w:color w:val="000000" w:themeColor="text1"/>
               </w:rPr>
-              <w:t>Postcondizioni:</w:t>
+              <w:t>Postcondizioni</w:t>
+            </w:r>
+            <w:proofErr w:type="spellEnd"/>
+            <w:r>
+              <w:rPr>
+                <w:b/>
+                <w:bCs/>
+                <w:color w:val="000000" w:themeColor="text1"/>
+              </w:rPr>
+              <w:t>:</w:t>
             </w:r>
           </w:p>
           <w:p>
@@ -3801,13 +3850,23 @@
                 <w:color w:val="000000" w:themeColor="text1"/>
               </w:rPr>
             </w:pPr>
+            <w:proofErr w:type="spellStart"/>
             <w:r>
               <w:rPr>
                 <w:b/>
                 <w:bCs/>
                 <w:color w:val="000000" w:themeColor="text1"/>
               </w:rPr>
-              <w:t>Postcondizioni:</w:t>
+              <w:t>Postcondizioni</w:t>
+            </w:r>
+            <w:proofErr w:type="spellEnd"/>
+            <w:r>
+              <w:rPr>
+                <w:b/>
+                <w:bCs/>
+                <w:color w:val="000000" w:themeColor="text1"/>
+              </w:rPr>
+              <w:t>:</w:t>
             </w:r>
             <w:r>
               <w:rPr>
@@ -3940,6 +3999,7 @@
               </w:rPr>
               <w:t xml:space="preserve">Caso d’uso: </w:t>
             </w:r>
+            <w:proofErr w:type="spellStart"/>
             <w:r>
               <w:rPr>
                 <w:b/>
@@ -3948,6 +4008,7 @@
               </w:rPr>
               <w:t>ConsultaCatalogo</w:t>
             </w:r>
+            <w:proofErr w:type="spellEnd"/>
           </w:p>
         </w:tc>
       </w:tr>
@@ -4288,13 +4349,23 @@
                 <w:color w:val="000000" w:themeColor="text1"/>
               </w:rPr>
             </w:pPr>
+            <w:proofErr w:type="spellStart"/>
             <w:r>
               <w:rPr>
                 <w:b/>
                 <w:bCs/>
                 <w:color w:val="000000" w:themeColor="text1"/>
               </w:rPr>
-              <w:t>Postcondizioni:</w:t>
+              <w:t>Postcondizioni</w:t>
+            </w:r>
+            <w:proofErr w:type="spellEnd"/>
+            <w:r>
+              <w:rPr>
+                <w:b/>
+                <w:bCs/>
+                <w:color w:val="000000" w:themeColor="text1"/>
+              </w:rPr>
+              <w:t>:</w:t>
             </w:r>
             <w:r>
               <w:rPr>
@@ -4847,13 +4918,23 @@
                 <w:color w:val="000000" w:themeColor="text1"/>
               </w:rPr>
             </w:pPr>
+            <w:proofErr w:type="spellStart"/>
             <w:r>
               <w:rPr>
                 <w:b/>
                 <w:bCs/>
                 <w:color w:val="000000" w:themeColor="text1"/>
               </w:rPr>
-              <w:t>Postcondizioni:</w:t>
+              <w:t>Postcondizioni</w:t>
+            </w:r>
+            <w:proofErr w:type="spellEnd"/>
+            <w:r>
+              <w:rPr>
+                <w:b/>
+                <w:bCs/>
+                <w:color w:val="000000" w:themeColor="text1"/>
+              </w:rPr>
+              <w:t>:</w:t>
             </w:r>
           </w:p>
           <w:p>
@@ -5436,13 +5517,23 @@
                 <w:color w:val="000000" w:themeColor="text1"/>
               </w:rPr>
             </w:pPr>
+            <w:proofErr w:type="spellStart"/>
             <w:r>
               <w:rPr>
                 <w:b/>
                 <w:bCs/>
                 <w:color w:val="000000" w:themeColor="text1"/>
               </w:rPr>
-              <w:t>Postcondizioni:</w:t>
+              <w:t>Postcondizioni</w:t>
+            </w:r>
+            <w:proofErr w:type="spellEnd"/>
+            <w:r>
+              <w:rPr>
+                <w:b/>
+                <w:bCs/>
+                <w:color w:val="000000" w:themeColor="text1"/>
+              </w:rPr>
+              <w:t>:</w:t>
             </w:r>
           </w:p>
           <w:p>
@@ -5566,6 +5657,7 @@
               <w:lastRenderedPageBreak/>
               <w:t xml:space="preserve">Caso d’uso: </w:t>
             </w:r>
+            <w:proofErr w:type="spellStart"/>
             <w:r>
               <w:rPr>
                 <w:b/>
@@ -5574,6 +5666,7 @@
               </w:rPr>
               <w:t>ModificaPrenotazione</w:t>
             </w:r>
+            <w:proofErr w:type="spellEnd"/>
           </w:p>
         </w:tc>
       </w:tr>
@@ -5965,13 +6058,23 @@
                 <w:color w:val="000000" w:themeColor="text1"/>
               </w:rPr>
             </w:pPr>
+            <w:proofErr w:type="spellStart"/>
             <w:r>
               <w:rPr>
                 <w:b/>
                 <w:bCs/>
                 <w:color w:val="000000" w:themeColor="text1"/>
               </w:rPr>
-              <w:t>Postcondizioni:</w:t>
+              <w:t>Postcondizioni</w:t>
+            </w:r>
+            <w:proofErr w:type="spellEnd"/>
+            <w:r>
+              <w:rPr>
+                <w:b/>
+                <w:bCs/>
+                <w:color w:val="000000" w:themeColor="text1"/>
+              </w:rPr>
+              <w:t>:</w:t>
             </w:r>
             <w:r>
               <w:rPr>
@@ -6126,6 +6229,7 @@
               </w:rPr>
               <w:t xml:space="preserve">Caso d’uso: </w:t>
             </w:r>
+            <w:proofErr w:type="spellStart"/>
             <w:r>
               <w:rPr>
                 <w:b/>
@@ -6134,6 +6238,7 @@
               </w:rPr>
               <w:t>AggiornaCatalogoStanze</w:t>
             </w:r>
+            <w:proofErr w:type="spellEnd"/>
           </w:p>
         </w:tc>
       </w:tr>
@@ -6491,13 +6596,23 @@
                 <w:color w:val="000000" w:themeColor="text1"/>
               </w:rPr>
             </w:pPr>
+            <w:proofErr w:type="spellStart"/>
             <w:r>
               <w:rPr>
                 <w:b/>
                 <w:bCs/>
                 <w:color w:val="000000" w:themeColor="text1"/>
               </w:rPr>
-              <w:t>Postcondizioni:</w:t>
+              <w:t>Postcondizioni</w:t>
+            </w:r>
+            <w:proofErr w:type="spellEnd"/>
+            <w:r>
+              <w:rPr>
+                <w:b/>
+                <w:bCs/>
+                <w:color w:val="000000" w:themeColor="text1"/>
+              </w:rPr>
+              <w:t>:</w:t>
             </w:r>
             <w:r>
               <w:rPr>
@@ -6967,13 +7082,23 @@
                 <w:color w:val="000000" w:themeColor="text1"/>
               </w:rPr>
             </w:pPr>
+            <w:proofErr w:type="spellStart"/>
             <w:r>
               <w:rPr>
                 <w:b/>
                 <w:bCs/>
                 <w:color w:val="000000" w:themeColor="text1"/>
               </w:rPr>
-              <w:t>Postcondizioni:</w:t>
+              <w:t>Postcondizioni</w:t>
+            </w:r>
+            <w:proofErr w:type="spellEnd"/>
+            <w:r>
+              <w:rPr>
+                <w:b/>
+                <w:bCs/>
+                <w:color w:val="000000" w:themeColor="text1"/>
+              </w:rPr>
+              <w:t>:</w:t>
             </w:r>
             <w:r>
               <w:rPr>
@@ -7489,13 +7614,23 @@
                 <w:color w:val="000000" w:themeColor="text1"/>
               </w:rPr>
             </w:pPr>
+            <w:proofErr w:type="spellStart"/>
             <w:r>
               <w:rPr>
                 <w:b/>
                 <w:bCs/>
                 <w:color w:val="000000" w:themeColor="text1"/>
               </w:rPr>
-              <w:t>Postcondizioni:</w:t>
+              <w:t>Postcondizioni</w:t>
+            </w:r>
+            <w:proofErr w:type="spellEnd"/>
+            <w:r>
+              <w:rPr>
+                <w:b/>
+                <w:bCs/>
+                <w:color w:val="000000" w:themeColor="text1"/>
+              </w:rPr>
+              <w:t>:</w:t>
             </w:r>
             <w:r>
               <w:rPr>
@@ -8095,6 +8230,7 @@
                 <w:szCs w:val="28"/>
               </w:rPr>
             </w:pPr>
+            <w:proofErr w:type="spellStart"/>
             <w:r>
               <w:rPr>
                 <w:b/>
@@ -8104,7 +8240,19 @@
                 <w:sz w:val="28"/>
                 <w:szCs w:val="28"/>
               </w:rPr>
-              <w:t xml:space="preserve">Postcondizioni: </w:t>
+              <w:t>Postcondizioni</w:t>
+            </w:r>
+            <w:proofErr w:type="spellEnd"/>
+            <w:r>
+              <w:rPr>
+                <w:b/>
+                <w:bCs/>
+                <w:i/>
+                <w:iCs/>
+                <w:sz w:val="28"/>
+                <w:szCs w:val="28"/>
+              </w:rPr>
+              <w:t xml:space="preserve">: </w:t>
             </w:r>
             <w:r>
               <w:rPr>
@@ -8528,6 +8676,7 @@
                 <w:szCs w:val="28"/>
               </w:rPr>
             </w:pPr>
+            <w:proofErr w:type="spellStart"/>
             <w:r>
               <w:rPr>
                 <w:b/>
@@ -8537,6 +8686,7 @@
               </w:rPr>
               <w:t>Postcondizioni</w:t>
             </w:r>
+            <w:proofErr w:type="spellEnd"/>
             <w:r>
               <w:rPr>
                 <w:sz w:val="28"/>
@@ -9711,6 +9861,7 @@
                 </w14:textOutline>
               </w:rPr>
             </w:pPr>
+            <w:proofErr w:type="spellStart"/>
             <w:r>
               <w:rPr>
                 <w:b/>
@@ -9729,6 +9880,7 @@
               </w:rPr>
               <w:t>Postcondizioni</w:t>
             </w:r>
+            <w:proofErr w:type="spellEnd"/>
             <w:r>
               <w:rPr>
                 <w:bCs/>
@@ -10978,6 +11130,7 @@
                 </w14:textOutline>
               </w:rPr>
             </w:pPr>
+            <w:proofErr w:type="spellStart"/>
             <w:r>
               <w:rPr>
                 <w:b/>
@@ -10996,6 +11149,7 @@
               </w:rPr>
               <w:t>Postcondizioni</w:t>
             </w:r>
+            <w:proofErr w:type="spellEnd"/>
             <w:r>
               <w:rPr>
                 <w:bCs/>
@@ -12188,6 +12342,7 @@
                 </w14:textOutline>
               </w:rPr>
             </w:pPr>
+            <w:proofErr w:type="spellStart"/>
             <w:r>
               <w:rPr>
                 <w:b/>
@@ -12205,7 +12360,27 @@
                   <w14:round/>
                 </w14:textOutline>
               </w:rPr>
-              <w:t>Postcondizioni:</w:t>
+              <w:t>Postcondizioni</w:t>
+            </w:r>
+            <w:proofErr w:type="spellEnd"/>
+            <w:r>
+              <w:rPr>
+                <w:b/>
+                <w:bCs/>
+                <w:sz w:val="28"/>
+                <w:szCs w:val="28"/>
+                <w14:shadow w14:blurRad="38100" w14:dist="25400" w14:dir="5400000" w14:sx="100000" w14:sy="100000" w14:kx="0" w14:ky="0" w14:algn="ctr">
+                  <w14:srgbClr w14:val="6E747A">
+                    <w14:alpha w14:val="57000"/>
+                  </w14:srgbClr>
+                </w14:shadow>
+                <w14:textOutline w14:w="0" w14:cap="flat" w14:cmpd="sng" w14:algn="ctr">
+                  <w14:noFill/>
+                  <w14:prstDash w14:val="solid"/>
+                  <w14:round/>
+                </w14:textOutline>
+              </w:rPr>
+              <w:t>:</w:t>
             </w:r>
             <w:r>
               <w:rPr>
@@ -13448,8 +13623,18 @@
                 <w:iCs/>
                 <w:color w:val="000000" w:themeColor="text1"/>
               </w:rPr>
-              <w:t>Visualizza storico partite</w:t>
-            </w:r>
+              <w:t xml:space="preserve">Visualizza </w:t>
+            </w:r>
+            <w:proofErr w:type="gramStart"/>
+            <w:r>
+              <w:rPr>
+                <w:i/>
+                <w:iCs/>
+                <w:color w:val="000000" w:themeColor="text1"/>
+              </w:rPr>
+              <w:t>storico partite</w:t>
+            </w:r>
+            <w:proofErr w:type="gramEnd"/>
           </w:p>
         </w:tc>
         <w:tc>
@@ -18777,10 +18962,10 @@
           <w:noProof/>
         </w:rPr>
         <w:drawing>
-          <wp:inline distT="0" distB="0" distL="0" distR="0" wp14:anchorId="532BB2F5" wp14:editId="00E2AE0F">
-            <wp:extent cx="7151914" cy="5320030"/>
-            <wp:effectExtent l="0" t="0" r="0" b="0"/>
-            <wp:docPr id="1124681276" name="Immagine 6"/>
+          <wp:inline distT="0" distB="0" distL="0" distR="0" wp14:anchorId="4B154DFF" wp14:editId="361D52C3">
+            <wp:extent cx="6225540" cy="5242439"/>
+            <wp:effectExtent l="0" t="0" r="3810" b="0"/>
+            <wp:docPr id="1794106255" name="Immagine 2"/>
             <wp:cNvGraphicFramePr>
               <a:graphicFrameLocks xmlns:a="http://schemas.openxmlformats.org/drawingml/2006/main" noChangeAspect="1"/>
             </wp:cNvGraphicFramePr>
@@ -18788,7 +18973,7 @@
               <a:graphicData uri="http://schemas.openxmlformats.org/drawingml/2006/picture">
                 <pic:pic xmlns:pic="http://schemas.openxmlformats.org/drawingml/2006/picture">
                   <pic:nvPicPr>
-                    <pic:cNvPr id="0" name="Picture 9"/>
+                    <pic:cNvPr id="0" name="Picture 1"/>
                     <pic:cNvPicPr>
                       <a:picLocks noChangeAspect="1" noChangeArrowheads="1"/>
                     </pic:cNvPicPr>
@@ -18809,7 +18994,7 @@
                   <pic:spPr bwMode="auto">
                     <a:xfrm>
                       <a:off x="0" y="0"/>
-                      <a:ext cx="7214287" cy="5366427"/>
+                      <a:ext cx="6248307" cy="5261611"/>
                     </a:xfrm>
                     <a:prstGeom prst="rect">
                       <a:avLst/>
@@ -19096,10 +19281,10 @@
           <w:noProof/>
         </w:rPr>
         <w:drawing>
-          <wp:inline distT="0" distB="0" distL="0" distR="0" wp14:anchorId="681856A3" wp14:editId="08C089EE">
-            <wp:extent cx="8594109" cy="4572000"/>
-            <wp:effectExtent l="0" t="0" r="0" b="0"/>
-            <wp:docPr id="780535372" name="Immagine 11"/>
+          <wp:inline distT="0" distB="0" distL="0" distR="0" wp14:anchorId="031225AA" wp14:editId="3B0AF9F4">
+            <wp:extent cx="7759958" cy="4297680"/>
+            <wp:effectExtent l="0" t="0" r="0" b="7620"/>
+            <wp:docPr id="490037707" name="Immagine 3"/>
             <wp:cNvGraphicFramePr>
               <a:graphicFrameLocks xmlns:a="http://schemas.openxmlformats.org/drawingml/2006/main" noChangeAspect="1"/>
             </wp:cNvGraphicFramePr>
@@ -19107,7 +19292,7 @@
               <a:graphicData uri="http://schemas.openxmlformats.org/drawingml/2006/picture">
                 <pic:pic xmlns:pic="http://schemas.openxmlformats.org/drawingml/2006/picture">
                   <pic:nvPicPr>
-                    <pic:cNvPr id="0" name="Picture 27"/>
+                    <pic:cNvPr id="0" name="Picture 3"/>
                     <pic:cNvPicPr>
                       <a:picLocks noChangeAspect="1" noChangeArrowheads="1"/>
                     </pic:cNvPicPr>
@@ -19128,7 +19313,7 @@
                   <pic:spPr bwMode="auto">
                     <a:xfrm>
                       <a:off x="0" y="0"/>
-                      <a:ext cx="8611946" cy="4581489"/>
+                      <a:ext cx="7765088" cy="4300521"/>
                     </a:xfrm>
                     <a:prstGeom prst="rect">
                       <a:avLst/>
@@ -19144,6 +19329,19 @@
           </wp:inline>
         </w:drawing>
       </w:r>
+    </w:p>
+    <w:p>
+      <w:pPr>
+        <w:jc w:val="center"/>
+        <w:rPr>
+          <w:b/>
+          <w:bCs/>
+          <w:i/>
+          <w:iCs/>
+          <w:color w:val="EE0000"/>
+          <w:u w:val="single"/>
+        </w:rPr>
+      </w:pPr>
     </w:p>
     <w:p>
       <w:pPr>
@@ -19551,10 +19749,10 @@
           <w:noProof/>
         </w:rPr>
         <w:drawing>
-          <wp:inline distT="0" distB="0" distL="0" distR="0" wp14:anchorId="39F557C5" wp14:editId="00F079F7">
-            <wp:extent cx="9194936" cy="4019550"/>
-            <wp:effectExtent l="0" t="0" r="6350" b="0"/>
-            <wp:docPr id="18649536" name="Immagine 6"/>
+          <wp:inline distT="0" distB="0" distL="0" distR="0" wp14:anchorId="04872800" wp14:editId="3112D8C4">
+            <wp:extent cx="9188146" cy="4282440"/>
+            <wp:effectExtent l="0" t="0" r="0" b="3810"/>
+            <wp:docPr id="1012236643" name="Immagine 4"/>
             <wp:cNvGraphicFramePr>
               <a:graphicFrameLocks xmlns:a="http://schemas.openxmlformats.org/drawingml/2006/main" noChangeAspect="1"/>
             </wp:cNvGraphicFramePr>
@@ -19562,7 +19760,7 @@
               <a:graphicData uri="http://schemas.openxmlformats.org/drawingml/2006/picture">
                 <pic:pic xmlns:pic="http://schemas.openxmlformats.org/drawingml/2006/picture">
                   <pic:nvPicPr>
-                    <pic:cNvPr id="0" name="Picture 9"/>
+                    <pic:cNvPr id="0" name="Picture 5"/>
                     <pic:cNvPicPr>
                       <a:picLocks noChangeAspect="1" noChangeArrowheads="1"/>
                     </pic:cNvPicPr>
@@ -19583,7 +19781,7 @@
                   <pic:spPr bwMode="auto">
                     <a:xfrm>
                       <a:off x="0" y="0"/>
-                      <a:ext cx="9201638" cy="4022480"/>
+                      <a:ext cx="9200569" cy="4288230"/>
                     </a:xfrm>
                     <a:prstGeom prst="rect">
                       <a:avLst/>
@@ -19664,7 +19862,6 @@
           <w:szCs w:val="36"/>
           <w:u w:val="single"/>
         </w:rPr>
-        <w:lastRenderedPageBreak/>
         <w:t>DIAGRAMMI DI ATTIVITÀ:</w:t>
       </w:r>
     </w:p>
@@ -19928,19 +20125,6 @@
     </w:p>
     <w:p>
       <w:pPr>
-        <w:jc w:val="center"/>
-        <w:rPr>
-          <w:b/>
-          <w:bCs/>
-          <w:i/>
-          <w:iCs/>
-          <w:color w:val="EE0000"/>
-          <w:u w:val="single"/>
-        </w:rPr>
-      </w:pPr>
-    </w:p>
-    <w:p>
-      <w:pPr>
         <w:rPr>
           <w:b/>
           <w:bCs/>
@@ -19979,7 +20163,18 @@
           <w:u w:val="single"/>
         </w:rPr>
         <w:lastRenderedPageBreak/>
-        <w:t>CONSULTA CATALOGO:</w:t>
+        <w:t>C</w:t>
+      </w:r>
+      <w:r>
+        <w:rPr>
+          <w:b/>
+          <w:bCs/>
+          <w:i/>
+          <w:iCs/>
+          <w:color w:val="EE0000"/>
+          <w:u w:val="single"/>
+        </w:rPr>
+        <w:t>ONSULTA CATALOGO:</w:t>
       </w:r>
     </w:p>
     <w:p>
@@ -21421,7 +21616,29 @@
           <w:color w:val="EE0000"/>
           <w:u w:val="single"/>
         </w:rPr>
-        <w:t>CHIEDI SUGGERIMENTI:</w:t>
+        <w:t>CHIEDI SUGGERIMENT</w:t>
+      </w:r>
+      <w:r>
+        <w:rPr>
+          <w:b/>
+          <w:bCs/>
+          <w:i/>
+          <w:iCs/>
+          <w:color w:val="EE0000"/>
+          <w:u w:val="single"/>
+        </w:rPr>
+        <w:t>O</w:t>
+      </w:r>
+      <w:r>
+        <w:rPr>
+          <w:b/>
+          <w:bCs/>
+          <w:i/>
+          <w:iCs/>
+          <w:color w:val="EE0000"/>
+          <w:u w:val="single"/>
+        </w:rPr>
+        <w:t>:</w:t>
       </w:r>
     </w:p>
     <w:p>
@@ -21872,7 +22089,7 @@
           <w:noProof/>
         </w:rPr>
         <w:drawing>
-          <wp:inline distT="0" distB="0" distL="0" distR="0" wp14:anchorId="30D352BE" wp14:editId="747B2AB9">
+          <wp:inline distT="0" distB="0" distL="0" distR="0" wp14:anchorId="30D352BE" wp14:editId="5F731203">
             <wp:extent cx="8979883" cy="3990109"/>
             <wp:effectExtent l="0" t="0" r="0" b="0"/>
             <wp:docPr id="195541328" name="Immagine 29" descr="PlantUML diagram"/>
